--- a/fuentes/228122_CF09_CFA.docx
+++ b/fuentes/228122_CF09_CFA.docx
@@ -1,6 +1,6 @@
 
 <file path=word/document.xml><?xml version="1.0" encoding="utf-8"?>
-<w:document xmlns:wpc="http://schemas.microsoft.com/office/word/2010/wordprocessingCanvas" xmlns:cx="http://schemas.microsoft.com/office/drawing/2014/chartex" xmlns:cx1="http://schemas.microsoft.com/office/drawing/2015/9/8/chartex" xmlns:cx2="http://schemas.microsoft.com/office/drawing/2015/10/21/chartex" xmlns:cx3="http://schemas.microsoft.com/office/drawing/2016/5/9/chartex" xmlns:cx4="http://schemas.microsoft.com/office/drawing/2016/5/10/chartex" xmlns:cx5="http://schemas.microsoft.com/office/drawing/2016/5/11/chartex" xmlns:cx6="http://schemas.microsoft.com/office/drawing/2016/5/12/chartex" xmlns:cx7="http://schemas.microsoft.com/office/drawing/2016/5/13/chartex" xmlns:cx8="http://schemas.microsoft.com/office/drawing/2016/5/14/chartex" xmlns:mc="http://schemas.openxmlformats.org/markup-compatibility/2006" xmlns:aink="http://schemas.microsoft.com/office/drawing/2016/ink" xmlns:am3d="http://schemas.microsoft.com/office/drawing/2017/model3d" xmlns:o="urn:schemas-microsoft-com:office:office" xmlns:r="http://schemas.openxmlformats.org/officeDocument/2006/relationships" xmlns:m="http://schemas.openxmlformats.org/officeDocument/2006/math" xmlns:v="urn:schemas-microsoft-com:vml" xmlns:wp14="http://schemas.microsoft.com/office/word/2010/wordprocessingDrawing" xmlns:wp="http://schemas.openxmlformats.org/drawingml/2006/wordprocessingDrawing" xmlns:w10="urn:schemas-microsoft-com:office:word" xmlns:w="http://schemas.openxmlformats.org/wordprocessingml/2006/main" xmlns:w14="http://schemas.microsoft.com/office/word/2010/wordml" xmlns:w15="http://schemas.microsoft.com/office/word/2012/wordml" xmlns:w16cex="http://schemas.microsoft.com/office/word/2018/wordml/cex" xmlns:w16cid="http://schemas.microsoft.com/office/word/2016/wordml/cid" xmlns:w16="http://schemas.microsoft.com/office/word/2018/wordml" xmlns:w16sdtdh="http://schemas.microsoft.com/office/word/2020/wordml/sdtdatahash" xmlns:w16se="http://schemas.microsoft.com/office/word/2015/wordml/symex" xmlns:wpg="http://schemas.microsoft.com/office/word/2010/wordprocessingGroup" xmlns:wpi="http://schemas.microsoft.com/office/word/2010/wordprocessingInk" xmlns:wne="http://schemas.microsoft.com/office/word/2006/wordml" xmlns:wps="http://schemas.microsoft.com/office/word/2010/wordprocessingShape" mc:Ignorable="w14 w15 w16se w16cid w16 w16cex w16sdtdh wp14">
+<w:document xmlns:wpc="http://schemas.microsoft.com/office/word/2010/wordprocessingCanvas" xmlns:cx="http://schemas.microsoft.com/office/drawing/2014/chartex" xmlns:cx1="http://schemas.microsoft.com/office/drawing/2015/9/8/chartex" xmlns:cx2="http://schemas.microsoft.com/office/drawing/2015/10/21/chartex" xmlns:cx3="http://schemas.microsoft.com/office/drawing/2016/5/9/chartex" xmlns:cx4="http://schemas.microsoft.com/office/drawing/2016/5/10/chartex" xmlns:cx5="http://schemas.microsoft.com/office/drawing/2016/5/11/chartex" xmlns:cx6="http://schemas.microsoft.com/office/drawing/2016/5/12/chartex" xmlns:cx7="http://schemas.microsoft.com/office/drawing/2016/5/13/chartex" xmlns:cx8="http://schemas.microsoft.com/office/drawing/2016/5/14/chartex" xmlns:mc="http://schemas.openxmlformats.org/markup-compatibility/2006" xmlns:aink="http://schemas.microsoft.com/office/drawing/2016/ink" xmlns:am3d="http://schemas.microsoft.com/office/drawing/2017/model3d" xmlns:o="urn:schemas-microsoft-com:office:office" xmlns:r="http://schemas.openxmlformats.org/officeDocument/2006/relationships" xmlns:m="http://schemas.openxmlformats.org/officeDocument/2006/math" xmlns:v="urn:schemas-microsoft-com:vml" xmlns:wp14="http://schemas.microsoft.com/office/word/2010/wordprocessingDrawing" xmlns:wp="http://schemas.openxmlformats.org/drawingml/2006/wordprocessingDrawing" xmlns:w10="urn:schemas-microsoft-com:office:word" xmlns:w="http://schemas.openxmlformats.org/wordprocessingml/2006/main" xmlns:w14="http://schemas.microsoft.com/office/word/2010/wordml" xmlns:w15="http://schemas.microsoft.com/office/word/2012/wordml" xmlns:w16cex="http://schemas.microsoft.com/office/word/2018/wordml/cex" xmlns:w16cid="http://schemas.microsoft.com/office/word/2016/wordml/cid" xmlns:w16="http://schemas.microsoft.com/office/word/2018/wordml" xmlns:w16se="http://schemas.microsoft.com/office/word/2015/wordml/symex" xmlns:wpg="http://schemas.microsoft.com/office/word/2010/wordprocessingGroup" xmlns:wpi="http://schemas.microsoft.com/office/word/2010/wordprocessingInk" xmlns:wne="http://schemas.microsoft.com/office/word/2006/wordml" xmlns:wps="http://schemas.microsoft.com/office/word/2010/wordprocessingShape" mc:Ignorable="w14 w15 w16se w16cid w16 w16cex wp14">
   <w:body>
     <w:p>
       <w:pPr>
@@ -205,7 +205,7 @@
               </wp:anchor>
             </w:drawing>
           </mc:Choice>
-          <mc:Fallback xmlns:oel="http://schemas.microsoft.com/office/2019/extlst">
+          <mc:Fallback xmlns:oel="http://schemas.microsoft.com/office/2019/extlst" xmlns:w16sdtdh="http://schemas.microsoft.com/office/word/2020/wordml/sdtdatahash">
             <w:pict>
               <v:rect w14:anchorId="4C256C62" id="Rectángulo 3" o:spid="_x0000_s1026" alt="&quot;&quot;" style="position:absolute;margin-left:-55.95pt;margin-top:26.4pt;width:613.85pt;height:164.25pt;z-index:-251655168;visibility:visible;mso-wrap-style:square;mso-height-percent:0;mso-wrap-distance-left:9pt;mso-wrap-distance-top:0;mso-wrap-distance-right:9pt;mso-wrap-distance-bottom:0;mso-position-horizontal:absolute;mso-position-horizontal-relative:text;mso-position-vertical:absolute;mso-position-vertical-relative:text;mso-height-percent:0;mso-height-relative:margin;v-text-anchor:middle" o:gfxdata="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" fillcolor="#00314d" stroked="f" strokeweight="1pt"/>
             </w:pict>
@@ -8316,7 +8316,7 @@
         <w:rPr>
           <w:lang w:val="es-419" w:eastAsia="es-CO"/>
         </w:rPr>
-        <w:t>La gestión de continuidad y seguridad, inicia con la identificación de los riesgos que pueden afectar la operación de los servicios tecnológicos. Posteriormente, se implementan controles orientados a reducir la probabilidad de interrupciones, fortalecer la disponibilidad mediante mecanismos de redundancia y establecer planes que permitan recuperar los servicios cuando ocurre un incidente. Finalmente, el monitoreo continuo facilita la evaluación de las acciones implementadas y la mejora permanente de la infraestructura tecnológica.</w:t>
+        <w:t>La gestión de continuidad y seguridad inicia con la identificación de los riesgos que pueden afectar la operación de los servicios tecnológicos. Posteriormente, se implementan controles orientados a reducir la probabilidad de interrupciones, fortalecer la disponibilidad mediante mecanismos de redundancia y establecer planes que permitan recuperar los servicios cuando ocurre un incidente. Finalmente, el monitoreo continuo facilita la evaluación de las acciones implementadas y la mejora permanente de la infraestructura tecnológica.</w:t>
       </w:r>
     </w:p>
     <w:p>
@@ -8405,7 +8405,7 @@
         <w:rPr>
           <w:lang w:val="es-419" w:eastAsia="es-CO"/>
         </w:rPr>
-        <w:t>Con el propósito de comprender la relación entre la redundancia de servidores y la tolerancia a fallas, en la siguiente figura, se presenta un esquema general del funcionamiento de estos mecanismos.</w:t>
+        <w:t>Con el propósito de comprender la relación entre la redundancia de servidores y la tolerancia a fallas, en la siguiente figura se presenta un esquema general del funcionamiento de estos mecanismos.</w:t>
       </w:r>
     </w:p>
     <w:p>
@@ -13074,7 +13074,7 @@
 </file>
 
 <file path=word/endnotes.xml><?xml version="1.0" encoding="utf-8"?>
-<w:endnotes xmlns:wpc="http://schemas.microsoft.com/office/word/2010/wordprocessingCanvas" xmlns:cx="http://schemas.microsoft.com/office/drawing/2014/chartex" xmlns:cx1="http://schemas.microsoft.com/office/drawing/2015/9/8/chartex" xmlns:cx2="http://schemas.microsoft.com/office/drawing/2015/10/21/chartex" xmlns:cx3="http://schemas.microsoft.com/office/drawing/2016/5/9/chartex" xmlns:cx4="http://schemas.microsoft.com/office/drawing/2016/5/10/chartex" xmlns:cx5="http://schemas.microsoft.com/office/drawing/2016/5/11/chartex" xmlns:cx6="http://schemas.microsoft.com/office/drawing/2016/5/12/chartex" xmlns:cx7="http://schemas.microsoft.com/office/drawing/2016/5/13/chartex" xmlns:cx8="http://schemas.microsoft.com/office/drawing/2016/5/14/chartex" xmlns:mc="http://schemas.openxmlformats.org/markup-compatibility/2006" xmlns:aink="http://schemas.microsoft.com/office/drawing/2016/ink" xmlns:am3d="http://schemas.microsoft.com/office/drawing/2017/model3d" xmlns:o="urn:schemas-microsoft-com:office:office" xmlns:r="http://schemas.openxmlformats.org/officeDocument/2006/relationships" xmlns:m="http://schemas.openxmlformats.org/officeDocument/2006/math" xmlns:v="urn:schemas-microsoft-com:vml" xmlns:wp14="http://schemas.microsoft.com/office/word/2010/wordprocessingDrawing" xmlns:wp="http://schemas.openxmlformats.org/drawingml/2006/wordprocessingDrawing" xmlns:w10="urn:schemas-microsoft-com:office:word" xmlns:w="http://schemas.openxmlformats.org/wordprocessingml/2006/main" xmlns:w14="http://schemas.microsoft.com/office/word/2010/wordml" xmlns:w15="http://schemas.microsoft.com/office/word/2012/wordml" xmlns:w16cex="http://schemas.microsoft.com/office/word/2018/wordml/cex" xmlns:w16cid="http://schemas.microsoft.com/office/word/2016/wordml/cid" xmlns:w16="http://schemas.microsoft.com/office/word/2018/wordml" xmlns:w16sdtdh="http://schemas.microsoft.com/office/word/2020/wordml/sdtdatahash" xmlns:w16se="http://schemas.microsoft.com/office/word/2015/wordml/symex" xmlns:wpg="http://schemas.microsoft.com/office/word/2010/wordprocessingGroup" xmlns:wpi="http://schemas.microsoft.com/office/word/2010/wordprocessingInk" xmlns:wne="http://schemas.microsoft.com/office/word/2006/wordml" xmlns:wps="http://schemas.microsoft.com/office/word/2010/wordprocessingShape" mc:Ignorable="w14 w15 w16se w16cid w16 w16cex w16sdtdh wp14">
+<w:endnotes xmlns:wpc="http://schemas.microsoft.com/office/word/2010/wordprocessingCanvas" xmlns:cx="http://schemas.microsoft.com/office/drawing/2014/chartex" xmlns:cx1="http://schemas.microsoft.com/office/drawing/2015/9/8/chartex" xmlns:cx2="http://schemas.microsoft.com/office/drawing/2015/10/21/chartex" xmlns:cx3="http://schemas.microsoft.com/office/drawing/2016/5/9/chartex" xmlns:cx4="http://schemas.microsoft.com/office/drawing/2016/5/10/chartex" xmlns:cx5="http://schemas.microsoft.com/office/drawing/2016/5/11/chartex" xmlns:cx6="http://schemas.microsoft.com/office/drawing/2016/5/12/chartex" xmlns:cx7="http://schemas.microsoft.com/office/drawing/2016/5/13/chartex" xmlns:cx8="http://schemas.microsoft.com/office/drawing/2016/5/14/chartex" xmlns:mc="http://schemas.openxmlformats.org/markup-compatibility/2006" xmlns:aink="http://schemas.microsoft.com/office/drawing/2016/ink" xmlns:am3d="http://schemas.microsoft.com/office/drawing/2017/model3d" xmlns:o="urn:schemas-microsoft-com:office:office" xmlns:r="http://schemas.openxmlformats.org/officeDocument/2006/relationships" xmlns:m="http://schemas.openxmlformats.org/officeDocument/2006/math" xmlns:v="urn:schemas-microsoft-com:vml" xmlns:wp14="http://schemas.microsoft.com/office/word/2010/wordprocessingDrawing" xmlns:wp="http://schemas.openxmlformats.org/drawingml/2006/wordprocessingDrawing" xmlns:w10="urn:schemas-microsoft-com:office:word" xmlns:w="http://schemas.openxmlformats.org/wordprocessingml/2006/main" xmlns:w14="http://schemas.microsoft.com/office/word/2010/wordml" xmlns:w15="http://schemas.microsoft.com/office/word/2012/wordml" xmlns:w16cex="http://schemas.microsoft.com/office/word/2018/wordml/cex" xmlns:w16cid="http://schemas.microsoft.com/office/word/2016/wordml/cid" xmlns:w16="http://schemas.microsoft.com/office/word/2018/wordml" xmlns:w16se="http://schemas.microsoft.com/office/word/2015/wordml/symex" xmlns:wpg="http://schemas.microsoft.com/office/word/2010/wordprocessingGroup" xmlns:wpi="http://schemas.microsoft.com/office/word/2010/wordprocessingInk" xmlns:wne="http://schemas.microsoft.com/office/word/2006/wordml" xmlns:wps="http://schemas.microsoft.com/office/word/2010/wordprocessingShape" mc:Ignorable="w14 w15 w16se w16cid w16 w16cex wp14">
   <w:endnote w:type="separator" w:id="-1">
     <w:p>
       <w:pPr>
@@ -13099,7 +13099,7 @@
 </file>
 
 <file path=word/footer1.xml><?xml version="1.0" encoding="utf-8"?>
-<w:ftr xmlns:wpc="http://schemas.microsoft.com/office/word/2010/wordprocessingCanvas" xmlns:cx="http://schemas.microsoft.com/office/drawing/2014/chartex" xmlns:cx1="http://schemas.microsoft.com/office/drawing/2015/9/8/chartex" xmlns:cx2="http://schemas.microsoft.com/office/drawing/2015/10/21/chartex" xmlns:cx3="http://schemas.microsoft.com/office/drawing/2016/5/9/chartex" xmlns:cx4="http://schemas.microsoft.com/office/drawing/2016/5/10/chartex" xmlns:cx5="http://schemas.microsoft.com/office/drawing/2016/5/11/chartex" xmlns:cx6="http://schemas.microsoft.com/office/drawing/2016/5/12/chartex" xmlns:cx7="http://schemas.microsoft.com/office/drawing/2016/5/13/chartex" xmlns:cx8="http://schemas.microsoft.com/office/drawing/2016/5/14/chartex" xmlns:mc="http://schemas.openxmlformats.org/markup-compatibility/2006" xmlns:aink="http://schemas.microsoft.com/office/drawing/2016/ink" xmlns:am3d="http://schemas.microsoft.com/office/drawing/2017/model3d" xmlns:o="urn:schemas-microsoft-com:office:office" xmlns:r="http://schemas.openxmlformats.org/officeDocument/2006/relationships" xmlns:m="http://schemas.openxmlformats.org/officeDocument/2006/math" xmlns:v="urn:schemas-microsoft-com:vml" xmlns:wp14="http://schemas.microsoft.com/office/word/2010/wordprocessingDrawing" xmlns:wp="http://schemas.openxmlformats.org/drawingml/2006/wordprocessingDrawing" xmlns:w10="urn:schemas-microsoft-com:office:word" xmlns:w="http://schemas.openxmlformats.org/wordprocessingml/2006/main" xmlns:w14="http://schemas.microsoft.com/office/word/2010/wordml" xmlns:w15="http://schemas.microsoft.com/office/word/2012/wordml" xmlns:w16cex="http://schemas.microsoft.com/office/word/2018/wordml/cex" xmlns:w16cid="http://schemas.microsoft.com/office/word/2016/wordml/cid" xmlns:w16="http://schemas.microsoft.com/office/word/2018/wordml" xmlns:w16sdtdh="http://schemas.microsoft.com/office/word/2020/wordml/sdtdatahash" xmlns:w16se="http://schemas.microsoft.com/office/word/2015/wordml/symex" xmlns:wpg="http://schemas.microsoft.com/office/word/2010/wordprocessingGroup" xmlns:wpi="http://schemas.microsoft.com/office/word/2010/wordprocessingInk" xmlns:wne="http://schemas.microsoft.com/office/word/2006/wordml" xmlns:wps="http://schemas.microsoft.com/office/word/2010/wordprocessingShape" mc:Ignorable="w14 w15 w16se w16cid w16 w16cex w16sdtdh wp14">
+<w:ftr xmlns:wpc="http://schemas.microsoft.com/office/word/2010/wordprocessingCanvas" xmlns:cx="http://schemas.microsoft.com/office/drawing/2014/chartex" xmlns:cx1="http://schemas.microsoft.com/office/drawing/2015/9/8/chartex" xmlns:cx2="http://schemas.microsoft.com/office/drawing/2015/10/21/chartex" xmlns:cx3="http://schemas.microsoft.com/office/drawing/2016/5/9/chartex" xmlns:cx4="http://schemas.microsoft.com/office/drawing/2016/5/10/chartex" xmlns:cx5="http://schemas.microsoft.com/office/drawing/2016/5/11/chartex" xmlns:cx6="http://schemas.microsoft.com/office/drawing/2016/5/12/chartex" xmlns:cx7="http://schemas.microsoft.com/office/drawing/2016/5/13/chartex" xmlns:cx8="http://schemas.microsoft.com/office/drawing/2016/5/14/chartex" xmlns:mc="http://schemas.openxmlformats.org/markup-compatibility/2006" xmlns:aink="http://schemas.microsoft.com/office/drawing/2016/ink" xmlns:am3d="http://schemas.microsoft.com/office/drawing/2017/model3d" xmlns:o="urn:schemas-microsoft-com:office:office" xmlns:r="http://schemas.openxmlformats.org/officeDocument/2006/relationships" xmlns:m="http://schemas.openxmlformats.org/officeDocument/2006/math" xmlns:v="urn:schemas-microsoft-com:vml" xmlns:wp14="http://schemas.microsoft.com/office/word/2010/wordprocessingDrawing" xmlns:wp="http://schemas.openxmlformats.org/drawingml/2006/wordprocessingDrawing" xmlns:w10="urn:schemas-microsoft-com:office:word" xmlns:w="http://schemas.openxmlformats.org/wordprocessingml/2006/main" xmlns:w14="http://schemas.microsoft.com/office/word/2010/wordml" xmlns:w15="http://schemas.microsoft.com/office/word/2012/wordml" xmlns:w16cex="http://schemas.microsoft.com/office/word/2018/wordml/cex" xmlns:w16cid="http://schemas.microsoft.com/office/word/2016/wordml/cid" xmlns:w16="http://schemas.microsoft.com/office/word/2018/wordml" xmlns:w16se="http://schemas.microsoft.com/office/word/2015/wordml/symex" xmlns:wpg="http://schemas.microsoft.com/office/word/2010/wordprocessingGroup" xmlns:wpi="http://schemas.microsoft.com/office/word/2010/wordprocessingInk" xmlns:wne="http://schemas.microsoft.com/office/word/2006/wordml" xmlns:wps="http://schemas.microsoft.com/office/word/2010/wordprocessingShape" mc:Ignorable="w14 w15 w16se w16cid w16 w16cex wp14">
   <w:sdt>
     <w:sdtPr>
       <w:id w:val="-1465197936"/>
@@ -13145,7 +13145,7 @@
 </file>
 
 <file path=word/footnotes.xml><?xml version="1.0" encoding="utf-8"?>
-<w:footnotes xmlns:wpc="http://schemas.microsoft.com/office/word/2010/wordprocessingCanvas" xmlns:cx="http://schemas.microsoft.com/office/drawing/2014/chartex" xmlns:cx1="http://schemas.microsoft.com/office/drawing/2015/9/8/chartex" xmlns:cx2="http://schemas.microsoft.com/office/drawing/2015/10/21/chartex" xmlns:cx3="http://schemas.microsoft.com/office/drawing/2016/5/9/chartex" xmlns:cx4="http://schemas.microsoft.com/office/drawing/2016/5/10/chartex" xmlns:cx5="http://schemas.microsoft.com/office/drawing/2016/5/11/chartex" xmlns:cx6="http://schemas.microsoft.com/office/drawing/2016/5/12/chartex" xmlns:cx7="http://schemas.microsoft.com/office/drawing/2016/5/13/chartex" xmlns:cx8="http://schemas.microsoft.com/office/drawing/2016/5/14/chartex" xmlns:mc="http://schemas.openxmlformats.org/markup-compatibility/2006" xmlns:aink="http://schemas.microsoft.com/office/drawing/2016/ink" xmlns:am3d="http://schemas.microsoft.com/office/drawing/2017/model3d" xmlns:o="urn:schemas-microsoft-com:office:office" xmlns:r="http://schemas.openxmlformats.org/officeDocument/2006/relationships" xmlns:m="http://schemas.openxmlformats.org/officeDocument/2006/math" xmlns:v="urn:schemas-microsoft-com:vml" xmlns:wp14="http://schemas.microsoft.com/office/word/2010/wordprocessingDrawing" xmlns:wp="http://schemas.openxmlformats.org/drawingml/2006/wordprocessingDrawing" xmlns:w10="urn:schemas-microsoft-com:office:word" xmlns:w="http://schemas.openxmlformats.org/wordprocessingml/2006/main" xmlns:w14="http://schemas.microsoft.com/office/word/2010/wordml" xmlns:w15="http://schemas.microsoft.com/office/word/2012/wordml" xmlns:w16cex="http://schemas.microsoft.com/office/word/2018/wordml/cex" xmlns:w16cid="http://schemas.microsoft.com/office/word/2016/wordml/cid" xmlns:w16="http://schemas.microsoft.com/office/word/2018/wordml" xmlns:w16sdtdh="http://schemas.microsoft.com/office/word/2020/wordml/sdtdatahash" xmlns:w16se="http://schemas.microsoft.com/office/word/2015/wordml/symex" xmlns:wpg="http://schemas.microsoft.com/office/word/2010/wordprocessingGroup" xmlns:wpi="http://schemas.microsoft.com/office/word/2010/wordprocessingInk" xmlns:wne="http://schemas.microsoft.com/office/word/2006/wordml" xmlns:wps="http://schemas.microsoft.com/office/word/2010/wordprocessingShape" mc:Ignorable="w14 w15 w16se w16cid w16 w16cex w16sdtdh wp14">
+<w:footnotes xmlns:wpc="http://schemas.microsoft.com/office/word/2010/wordprocessingCanvas" xmlns:cx="http://schemas.microsoft.com/office/drawing/2014/chartex" xmlns:cx1="http://schemas.microsoft.com/office/drawing/2015/9/8/chartex" xmlns:cx2="http://schemas.microsoft.com/office/drawing/2015/10/21/chartex" xmlns:cx3="http://schemas.microsoft.com/office/drawing/2016/5/9/chartex" xmlns:cx4="http://schemas.microsoft.com/office/drawing/2016/5/10/chartex" xmlns:cx5="http://schemas.microsoft.com/office/drawing/2016/5/11/chartex" xmlns:cx6="http://schemas.microsoft.com/office/drawing/2016/5/12/chartex" xmlns:cx7="http://schemas.microsoft.com/office/drawing/2016/5/13/chartex" xmlns:cx8="http://schemas.microsoft.com/office/drawing/2016/5/14/chartex" xmlns:mc="http://schemas.openxmlformats.org/markup-compatibility/2006" xmlns:aink="http://schemas.microsoft.com/office/drawing/2016/ink" xmlns:am3d="http://schemas.microsoft.com/office/drawing/2017/model3d" xmlns:o="urn:schemas-microsoft-com:office:office" xmlns:r="http://schemas.openxmlformats.org/officeDocument/2006/relationships" xmlns:m="http://schemas.openxmlformats.org/officeDocument/2006/math" xmlns:v="urn:schemas-microsoft-com:vml" xmlns:wp14="http://schemas.microsoft.com/office/word/2010/wordprocessingDrawing" xmlns:wp="http://schemas.openxmlformats.org/drawingml/2006/wordprocessingDrawing" xmlns:w10="urn:schemas-microsoft-com:office:word" xmlns:w="http://schemas.openxmlformats.org/wordprocessingml/2006/main" xmlns:w14="http://schemas.microsoft.com/office/word/2010/wordml" xmlns:w15="http://schemas.microsoft.com/office/word/2012/wordml" xmlns:w16cex="http://schemas.microsoft.com/office/word/2018/wordml/cex" xmlns:w16cid="http://schemas.microsoft.com/office/word/2016/wordml/cid" xmlns:w16="http://schemas.microsoft.com/office/word/2018/wordml" xmlns:w16se="http://schemas.microsoft.com/office/word/2015/wordml/symex" xmlns:wpg="http://schemas.microsoft.com/office/word/2010/wordprocessingGroup" xmlns:wpi="http://schemas.microsoft.com/office/word/2010/wordprocessingInk" xmlns:wne="http://schemas.microsoft.com/office/word/2006/wordml" xmlns:wps="http://schemas.microsoft.com/office/word/2010/wordprocessingShape" mc:Ignorable="w14 w15 w16se w16cid w16 w16cex wp14">
   <w:footnote w:type="separator" w:id="-1">
     <w:p>
       <w:pPr>
@@ -13170,7 +13170,7 @@
 </file>
 
 <file path=word/header1.xml><?xml version="1.0" encoding="utf-8"?>
-<w:hdr xmlns:wpc="http://schemas.microsoft.com/office/word/2010/wordprocessingCanvas" xmlns:cx="http://schemas.microsoft.com/office/drawing/2014/chartex" xmlns:cx1="http://schemas.microsoft.com/office/drawing/2015/9/8/chartex" xmlns:cx2="http://schemas.microsoft.com/office/drawing/2015/10/21/chartex" xmlns:cx3="http://schemas.microsoft.com/office/drawing/2016/5/9/chartex" xmlns:cx4="http://schemas.microsoft.com/office/drawing/2016/5/10/chartex" xmlns:cx5="http://schemas.microsoft.com/office/drawing/2016/5/11/chartex" xmlns:cx6="http://schemas.microsoft.com/office/drawing/2016/5/12/chartex" xmlns:cx7="http://schemas.microsoft.com/office/drawing/2016/5/13/chartex" xmlns:cx8="http://schemas.microsoft.com/office/drawing/2016/5/14/chartex" xmlns:mc="http://schemas.openxmlformats.org/markup-compatibility/2006" xmlns:aink="http://schemas.microsoft.com/office/drawing/2016/ink" xmlns:am3d="http://schemas.microsoft.com/office/drawing/2017/model3d" xmlns:o="urn:schemas-microsoft-com:office:office" xmlns:r="http://schemas.openxmlformats.org/officeDocument/2006/relationships" xmlns:m="http://schemas.openxmlformats.org/officeDocument/2006/math" xmlns:v="urn:schemas-microsoft-com:vml" xmlns:wp14="http://schemas.microsoft.com/office/word/2010/wordprocessingDrawing" xmlns:wp="http://schemas.openxmlformats.org/drawingml/2006/wordprocessingDrawing" xmlns:w10="urn:schemas-microsoft-com:office:word" xmlns:w="http://schemas.openxmlformats.org/wordprocessingml/2006/main" xmlns:w14="http://schemas.microsoft.com/office/word/2010/wordml" xmlns:w15="http://schemas.microsoft.com/office/word/2012/wordml" xmlns:w16cex="http://schemas.microsoft.com/office/word/2018/wordml/cex" xmlns:w16cid="http://schemas.microsoft.com/office/word/2016/wordml/cid" xmlns:w16="http://schemas.microsoft.com/office/word/2018/wordml" xmlns:w16sdtdh="http://schemas.microsoft.com/office/word/2020/wordml/sdtdatahash" xmlns:w16se="http://schemas.microsoft.com/office/word/2015/wordml/symex" xmlns:wpg="http://schemas.microsoft.com/office/word/2010/wordprocessingGroup" xmlns:wpi="http://schemas.microsoft.com/office/word/2010/wordprocessingInk" xmlns:wne="http://schemas.microsoft.com/office/word/2006/wordml" xmlns:wps="http://schemas.microsoft.com/office/word/2010/wordprocessingShape" mc:Ignorable="w14 w15 w16se w16cid w16 w16cex w16sdtdh wp14">
+<w:hdr xmlns:wpc="http://schemas.microsoft.com/office/word/2010/wordprocessingCanvas" xmlns:cx="http://schemas.microsoft.com/office/drawing/2014/chartex" xmlns:cx1="http://schemas.microsoft.com/office/drawing/2015/9/8/chartex" xmlns:cx2="http://schemas.microsoft.com/office/drawing/2015/10/21/chartex" xmlns:cx3="http://schemas.microsoft.com/office/drawing/2016/5/9/chartex" xmlns:cx4="http://schemas.microsoft.com/office/drawing/2016/5/10/chartex" xmlns:cx5="http://schemas.microsoft.com/office/drawing/2016/5/11/chartex" xmlns:cx6="http://schemas.microsoft.com/office/drawing/2016/5/12/chartex" xmlns:cx7="http://schemas.microsoft.com/office/drawing/2016/5/13/chartex" xmlns:cx8="http://schemas.microsoft.com/office/drawing/2016/5/14/chartex" xmlns:mc="http://schemas.openxmlformats.org/markup-compatibility/2006" xmlns:aink="http://schemas.microsoft.com/office/drawing/2016/ink" xmlns:am3d="http://schemas.microsoft.com/office/drawing/2017/model3d" xmlns:o="urn:schemas-microsoft-com:office:office" xmlns:r="http://schemas.openxmlformats.org/officeDocument/2006/relationships" xmlns:m="http://schemas.openxmlformats.org/officeDocument/2006/math" xmlns:v="urn:schemas-microsoft-com:vml" xmlns:wp14="http://schemas.microsoft.com/office/word/2010/wordprocessingDrawing" xmlns:wp="http://schemas.openxmlformats.org/drawingml/2006/wordprocessingDrawing" xmlns:w10="urn:schemas-microsoft-com:office:word" xmlns:w="http://schemas.openxmlformats.org/wordprocessingml/2006/main" xmlns:w14="http://schemas.microsoft.com/office/word/2010/wordml" xmlns:w15="http://schemas.microsoft.com/office/word/2012/wordml" xmlns:w16cex="http://schemas.microsoft.com/office/word/2018/wordml/cex" xmlns:w16cid="http://schemas.microsoft.com/office/word/2016/wordml/cid" xmlns:w16="http://schemas.microsoft.com/office/word/2018/wordml" xmlns:w16se="http://schemas.microsoft.com/office/word/2015/wordml/symex" xmlns:wpg="http://schemas.microsoft.com/office/word/2010/wordprocessingGroup" xmlns:wpi="http://schemas.microsoft.com/office/word/2010/wordprocessingInk" xmlns:wne="http://schemas.microsoft.com/office/word/2006/wordml" xmlns:wps="http://schemas.microsoft.com/office/word/2010/wordprocessingShape" mc:Ignorable="w14 w15 w16se w16cid w16 w16cex wp14">
   <w:p>
     <w:pPr>
       <w:pStyle w:val="Encabezado"/>
@@ -13256,7 +13256,7 @@
 </file>
 
 <file path=word/numbering.xml><?xml version="1.0" encoding="utf-8"?>
-<w:numbering xmlns:wpc="http://schemas.microsoft.com/office/word/2010/wordprocessingCanvas" xmlns:cx="http://schemas.microsoft.com/office/drawing/2014/chartex" xmlns:cx1="http://schemas.microsoft.com/office/drawing/2015/9/8/chartex" xmlns:cx2="http://schemas.microsoft.com/office/drawing/2015/10/21/chartex" xmlns:cx3="http://schemas.microsoft.com/office/drawing/2016/5/9/chartex" xmlns:cx4="http://schemas.microsoft.com/office/drawing/2016/5/10/chartex" xmlns:cx5="http://schemas.microsoft.com/office/drawing/2016/5/11/chartex" xmlns:cx6="http://schemas.microsoft.com/office/drawing/2016/5/12/chartex" xmlns:cx7="http://schemas.microsoft.com/office/drawing/2016/5/13/chartex" xmlns:cx8="http://schemas.microsoft.com/office/drawing/2016/5/14/chartex" xmlns:mc="http://schemas.openxmlformats.org/markup-compatibility/2006" xmlns:aink="http://schemas.microsoft.com/office/drawing/2016/ink" xmlns:am3d="http://schemas.microsoft.com/office/drawing/2017/model3d" xmlns:o="urn:schemas-microsoft-com:office:office" xmlns:r="http://schemas.openxmlformats.org/officeDocument/2006/relationships" xmlns:m="http://schemas.openxmlformats.org/officeDocument/2006/math" xmlns:v="urn:schemas-microsoft-com:vml" xmlns:wp14="http://schemas.microsoft.com/office/word/2010/wordprocessingDrawing" xmlns:wp="http://schemas.openxmlformats.org/drawingml/2006/wordprocessingDrawing" xmlns:w10="urn:schemas-microsoft-com:office:word" xmlns:w="http://schemas.openxmlformats.org/wordprocessingml/2006/main" xmlns:w14="http://schemas.microsoft.com/office/word/2010/wordml" xmlns:w15="http://schemas.microsoft.com/office/word/2012/wordml" xmlns:w16cex="http://schemas.microsoft.com/office/word/2018/wordml/cex" xmlns:w16cid="http://schemas.microsoft.com/office/word/2016/wordml/cid" xmlns:w16="http://schemas.microsoft.com/office/word/2018/wordml" xmlns:w16sdtdh="http://schemas.microsoft.com/office/word/2020/wordml/sdtdatahash" xmlns:w16se="http://schemas.microsoft.com/office/word/2015/wordml/symex" xmlns:wpg="http://schemas.microsoft.com/office/word/2010/wordprocessingGroup" xmlns:wpi="http://schemas.microsoft.com/office/word/2010/wordprocessingInk" xmlns:wne="http://schemas.microsoft.com/office/word/2006/wordml" xmlns:wps="http://schemas.microsoft.com/office/word/2010/wordprocessingShape" mc:Ignorable="w14 w15 w16se w16cid w16 w16cex w16sdtdh wp14">
+<w:numbering xmlns:wpc="http://schemas.microsoft.com/office/word/2010/wordprocessingCanvas" xmlns:cx="http://schemas.microsoft.com/office/drawing/2014/chartex" xmlns:cx1="http://schemas.microsoft.com/office/drawing/2015/9/8/chartex" xmlns:cx2="http://schemas.microsoft.com/office/drawing/2015/10/21/chartex" xmlns:cx3="http://schemas.microsoft.com/office/drawing/2016/5/9/chartex" xmlns:cx4="http://schemas.microsoft.com/office/drawing/2016/5/10/chartex" xmlns:cx5="http://schemas.microsoft.com/office/drawing/2016/5/11/chartex" xmlns:cx6="http://schemas.microsoft.com/office/drawing/2016/5/12/chartex" xmlns:cx7="http://schemas.microsoft.com/office/drawing/2016/5/13/chartex" xmlns:cx8="http://schemas.microsoft.com/office/drawing/2016/5/14/chartex" xmlns:mc="http://schemas.openxmlformats.org/markup-compatibility/2006" xmlns:aink="http://schemas.microsoft.com/office/drawing/2016/ink" xmlns:am3d="http://schemas.microsoft.com/office/drawing/2017/model3d" xmlns:o="urn:schemas-microsoft-com:office:office" xmlns:r="http://schemas.openxmlformats.org/officeDocument/2006/relationships" xmlns:m="http://schemas.openxmlformats.org/officeDocument/2006/math" xmlns:v="urn:schemas-microsoft-com:vml" xmlns:wp14="http://schemas.microsoft.com/office/word/2010/wordprocessingDrawing" xmlns:wp="http://schemas.openxmlformats.org/drawingml/2006/wordprocessingDrawing" xmlns:w10="urn:schemas-microsoft-com:office:word" xmlns:w="http://schemas.openxmlformats.org/wordprocessingml/2006/main" xmlns:w14="http://schemas.microsoft.com/office/word/2010/wordml" xmlns:w15="http://schemas.microsoft.com/office/word/2012/wordml" xmlns:w16cex="http://schemas.microsoft.com/office/word/2018/wordml/cex" xmlns:w16cid="http://schemas.microsoft.com/office/word/2016/wordml/cid" xmlns:w16="http://schemas.microsoft.com/office/word/2018/wordml" xmlns:w16se="http://schemas.microsoft.com/office/word/2015/wordml/symex" xmlns:wpg="http://schemas.microsoft.com/office/word/2010/wordprocessingGroup" xmlns:wpi="http://schemas.microsoft.com/office/word/2010/wordprocessingInk" xmlns:wne="http://schemas.microsoft.com/office/word/2006/wordml" xmlns:wps="http://schemas.microsoft.com/office/word/2010/wordprocessingShape" mc:Ignorable="w14 w15 w16se w16cid w16 w16cex wp14">
   <w:abstractNum w:abstractNumId="0" w15:restartNumberingAfterBreak="0">
     <w:nsid w:val="FFFFFF89"/>
     <w:multiLevelType w:val="singleLevel"/>
@@ -18289,7 +18289,7 @@
 </file>
 
 <file path=word/styles.xml><?xml version="1.0" encoding="utf-8"?>
-<w:styles xmlns:mc="http://schemas.openxmlformats.org/markup-compatibility/2006" xmlns:r="http://schemas.openxmlformats.org/officeDocument/2006/relationships" xmlns:w="http://schemas.openxmlformats.org/wordprocessingml/2006/main" xmlns:w14="http://schemas.microsoft.com/office/word/2010/wordml" xmlns:w15="http://schemas.microsoft.com/office/word/2012/wordml" xmlns:w16cex="http://schemas.microsoft.com/office/word/2018/wordml/cex" xmlns:w16cid="http://schemas.microsoft.com/office/word/2016/wordml/cid" xmlns:w16="http://schemas.microsoft.com/office/word/2018/wordml" xmlns:w16sdtdh="http://schemas.microsoft.com/office/word/2020/wordml/sdtdatahash" xmlns:w16se="http://schemas.microsoft.com/office/word/2015/wordml/symex" mc:Ignorable="w14 w15 w16se w16cid w16 w16cex w16sdtdh">
+<w:styles xmlns:mc="http://schemas.openxmlformats.org/markup-compatibility/2006" xmlns:r="http://schemas.openxmlformats.org/officeDocument/2006/relationships" xmlns:w="http://schemas.openxmlformats.org/wordprocessingml/2006/main" xmlns:w14="http://schemas.microsoft.com/office/word/2010/wordml" xmlns:w15="http://schemas.microsoft.com/office/word/2012/wordml" xmlns:w16cex="http://schemas.microsoft.com/office/word/2018/wordml/cex" xmlns:w16cid="http://schemas.microsoft.com/office/word/2016/wordml/cid" xmlns:w16="http://schemas.microsoft.com/office/word/2018/wordml" xmlns:w16se="http://schemas.microsoft.com/office/word/2015/wordml/symex" mc:Ignorable="w14 w15 w16se w16cid w16 w16cex">
   <w:docDefaults>
     <w:rPrDefault>
       <w:rPr>
@@ -20044,10 +20044,6 @@
 </file>
 
 <file path=customXml/item1.xml><?xml version="1.0" encoding="utf-8"?>
-<b:Sources xmlns:b="http://schemas.openxmlformats.org/officeDocument/2006/bibliography" xmlns="http://schemas.openxmlformats.org/officeDocument/2006/bibliography" SelectedStyle="\APASixthEditionOfficeOnline.xsl" StyleName="APA" Version="6"/>
-</file>
-
-<file path=customXml/item2.xml><?xml version="1.0" encoding="utf-8"?>
 <?mso-contentType ?>
 <FormTemplates xmlns="http://schemas.microsoft.com/sharepoint/v3/contenttype/forms">
   <Display>DocumentLibraryForm</Display>
@@ -20056,18 +20052,11 @@
 </FormTemplates>
 </file>
 
-<file path=customXml/item3.xml><?xml version="1.0" encoding="utf-8"?>
-<p:properties xmlns:p="http://schemas.microsoft.com/office/2006/metadata/properties" xmlns:xsi="http://www.w3.org/2001/XMLSchema-instance" xmlns:pc="http://schemas.microsoft.com/office/infopath/2007/PartnerControls">
-  <documentManagement>
-    <TaxCatchAll xmlns="13c90a0b-73bc-4dc0-be5f-28d77b615beb" xsi:nil="true"/>
-    <lcf76f155ced4ddcb4097134ff3c332f xmlns="13c93bba-48ce-428c-bfe5-88b42c19b028">
-      <Terms xmlns="http://schemas.microsoft.com/office/infopath/2007/PartnerControls"/>
-    </lcf76f155ced4ddcb4097134ff3c332f>
-  </documentManagement>
-</p:properties>
+<file path=customXml/item2.xml><?xml version="1.0" encoding="utf-8"?>
+<b:Sources xmlns:b="http://schemas.openxmlformats.org/officeDocument/2006/bibliography" xmlns="http://schemas.openxmlformats.org/officeDocument/2006/bibliography" SelectedStyle="\APASixthEditionOfficeOnline.xsl" StyleName="APA" Version="6"/>
 </file>
 
-<file path=customXml/item4.xml><?xml version="1.0" encoding="utf-8"?>
+<file path=customXml/item3.xml><?xml version="1.0" encoding="utf-8"?>
 <ct:contentTypeSchema xmlns:ct="http://schemas.microsoft.com/office/2006/metadata/contentType" xmlns:ma="http://schemas.microsoft.com/office/2006/metadata/properties/metaAttributes" ct:_="" ma:_="" ma:contentTypeName="Documento" ma:contentTypeID="0x0101006A81D6BD42E8DF4C91013959704817E1" ma:contentTypeVersion="15" ma:contentTypeDescription="Crear nuevo documento." ma:contentTypeScope="" ma:versionID="bf4f72ffd194f0963ff564daca6869f7">
   <xsd:schema xmlns:xsd="http://www.w3.org/2001/XMLSchema" xmlns:xs="http://www.w3.org/2001/XMLSchema" xmlns:p="http://schemas.microsoft.com/office/2006/metadata/properties" xmlns:ns2="13c90a0b-73bc-4dc0-be5f-28d77b615beb" xmlns:ns3="13c93bba-48ce-428c-bfe5-88b42c19b028" targetNamespace="http://schemas.microsoft.com/office/2006/metadata/properties" ma:root="true" ma:fieldsID="8718d6f4873a5b1392a45044efa78385" ns2:_="" ns3:_="">
     <xsd:import namespace="13c90a0b-73bc-4dc0-be5f-28d77b615beb"/>
@@ -20302,7 +20291,26 @@
 </ct:contentTypeSchema>
 </file>
 
+<file path=customXml/item4.xml><?xml version="1.0" encoding="utf-8"?>
+<p:properties xmlns:p="http://schemas.microsoft.com/office/2006/metadata/properties" xmlns:xsi="http://www.w3.org/2001/XMLSchema-instance" xmlns:pc="http://schemas.microsoft.com/office/infopath/2007/PartnerControls">
+  <documentManagement>
+    <TaxCatchAll xmlns="13c90a0b-73bc-4dc0-be5f-28d77b615beb" xsi:nil="true"/>
+    <lcf76f155ced4ddcb4097134ff3c332f xmlns="13c93bba-48ce-428c-bfe5-88b42c19b028">
+      <Terms xmlns="http://schemas.microsoft.com/office/infopath/2007/PartnerControls"/>
+    </lcf76f155ced4ddcb4097134ff3c332f>
+  </documentManagement>
+</p:properties>
+</file>
+
 <file path=customXml/itemProps1.xml><?xml version="1.0" encoding="utf-8"?>
+<ds:datastoreItem xmlns:ds="http://schemas.openxmlformats.org/officeDocument/2006/customXml" ds:itemID="{10663269-2064-4804-8290-36D4A57F5557}">
+  <ds:schemaRefs>
+    <ds:schemaRef ds:uri="http://schemas.microsoft.com/sharepoint/v3/contenttype/forms"/>
+  </ds:schemaRefs>
+</ds:datastoreItem>
+</file>
+
+<file path=customXml/itemProps2.xml><?xml version="1.0" encoding="utf-8"?>
 <ds:datastoreItem xmlns:ds="http://schemas.openxmlformats.org/officeDocument/2006/customXml" ds:itemID="{EAE431FD-7059-4C09-804B-C9D69EB7B213}">
   <ds:schemaRefs>
     <ds:schemaRef ds:uri="http://schemas.openxmlformats.org/officeDocument/2006/bibliography"/>
@@ -20310,26 +20318,7 @@
 </ds:datastoreItem>
 </file>
 
-<file path=customXml/itemProps2.xml><?xml version="1.0" encoding="utf-8"?>
-<ds:datastoreItem xmlns:ds="http://schemas.openxmlformats.org/officeDocument/2006/customXml" ds:itemID="{10663269-2064-4804-8290-36D4A57F5557}">
-  <ds:schemaRefs>
-    <ds:schemaRef ds:uri="http://schemas.microsoft.com/sharepoint/v3/contenttype/forms"/>
-  </ds:schemaRefs>
-</ds:datastoreItem>
-</file>
-
 <file path=customXml/itemProps3.xml><?xml version="1.0" encoding="utf-8"?>
-<ds:datastoreItem xmlns:ds="http://schemas.openxmlformats.org/officeDocument/2006/customXml" ds:itemID="{1279454D-02BE-4A9C-A117-DCD1573E2608}">
-  <ds:schemaRefs>
-    <ds:schemaRef ds:uri="http://schemas.microsoft.com/office/2006/metadata/properties"/>
-    <ds:schemaRef ds:uri="http://schemas.microsoft.com/office/infopath/2007/PartnerControls"/>
-    <ds:schemaRef ds:uri="13c90a0b-73bc-4dc0-be5f-28d77b615beb"/>
-    <ds:schemaRef ds:uri="13c93bba-48ce-428c-bfe5-88b42c19b028"/>
-  </ds:schemaRefs>
-</ds:datastoreItem>
-</file>
-
-<file path=customXml/itemProps4.xml><?xml version="1.0" encoding="utf-8"?>
 <ds:datastoreItem xmlns:ds="http://schemas.openxmlformats.org/officeDocument/2006/customXml" ds:itemID="{59065960-E0CA-4804-83B5-320CBCDCC160}">
   <ds:schemaRefs>
     <ds:schemaRef ds:uri="http://schemas.microsoft.com/office/2006/metadata/contentType"/>
@@ -20346,4 +20335,15 @@
     <ds:schemaRef ds:uri="http://schemas.microsoft.com/internal/obd"/>
   </ds:schemaRefs>
 </ds:datastoreItem>
+</file>
+
+<file path=customXml/itemProps4.xml><?xml version="1.0" encoding="utf-8"?>
+<ds:datastoreItem xmlns:ds="http://schemas.openxmlformats.org/officeDocument/2006/customXml" ds:itemID="{1279454D-02BE-4A9C-A117-DCD1573E2608}">
+  <ds:schemaRefs>
+    <ds:schemaRef ds:uri="http://schemas.microsoft.com/office/2006/metadata/properties"/>
+    <ds:schemaRef ds:uri="http://schemas.microsoft.com/office/infopath/2007/PartnerControls"/>
+    <ds:schemaRef ds:uri="13c90a0b-73bc-4dc0-be5f-28d77b615beb"/>
+    <ds:schemaRef ds:uri="13c93bba-48ce-428c-bfe5-88b42c19b028"/>
+  </ds:schemaRefs>
+</ds:datastoreItem>
 </file>